--- a/docs/legal/word/ご照会_未査読の論点_2026-08-04.docx
+++ b/docs/legal/word/ご照会_未査読の論点_2026-08-04.docx
@@ -87,25 +87,7 @@
           <w:sz w:val="21"/>
           <w:szCs w:val="21"/>
         </w:rPr>
-        <w:t xml:space="preserve">・別紙1: 利用規約 全文（</w:t>
-      </w:r>
-      <w:r>
-        <w:rPr>
-          <w:rFonts w:ascii="Consolas" w:eastAsia="Yu Gothic" w:hAnsi="Consolas"/>
-          <w:color w:val="1A1A1A"/>
-          <w:sz w:val="19"/>
-          <w:szCs w:val="19"/>
-        </w:rPr>
-        <w:t xml:space="preserve">terms-of-service-draft.md</w:t>
-      </w:r>
-      <w:r>
-        <w:rPr>
-          <w:rFonts w:ascii="Yu Mincho" w:eastAsia="Yu Mincho" w:hAnsi="Yu Mincho"/>
-          <w:color w:val="1A1A1A"/>
-          <w:sz w:val="21"/>
-          <w:szCs w:val="21"/>
-        </w:rPr>
-        <w:t xml:space="preserve">）</w:t>
+        <w:t xml:space="preserve">・別添: 利用規約 全文ほか3点（末尾の一覧をご覧ください）</w:t>
       </w:r>
     </w:p>
     <w:p>
@@ -8049,7 +8031,7 @@
                 <w:sz w:val="19"/>
                 <w:szCs w:val="19"/>
               </w:rPr>
-              <w:t xml:space="preserve">アプリ内の表示のみ。別途お送りします</w:t>
+              <w:t xml:space="preserve"/>
             </w:r>
           </w:p>
         </w:tc>
@@ -8065,104 +8047,6 @@
           <w:szCs w:val="2"/>
         </w:rPr>
         <w:t xml:space="preserve"/>
-      </w:r>
-    </w:p>
-    <w:p>
-      <w:pPr>
-        <w:pBdr>
-          <w:top w:val="single" w:color="F2EFE9" w:sz="2" w:space="6"/>
-          <w:bottom w:val="single" w:color="F2EFE9" w:sz="2" w:space="6"/>
-          <w:left w:val="single" w:color="B9B2A6" w:sz="12" w:space="6"/>
-          <w:right w:val="single" w:color="F2EFE9" w:sz="2" w:space="6"/>
-        </w:pBdr>
-        <w:shd w:fill="F2EFE9" w:color="auto" w:val="clear"/>
-        <w:spacing w:after="160" w:before="120" w:line="260"/>
-        <w:ind w:left="226" w:right="113"/>
-      </w:pPr>
-      <w:r>
-        <w:rPr>
-          <w:rFonts w:ascii="Yu Gothic" w:eastAsia="Yu Gothic" w:hAnsi="Yu Gothic"/>
-          <w:color w:val="4A4A4A"/>
-          <w:sz w:val="17"/>
-          <w:szCs w:val="17"/>
-        </w:rPr>
-        <w:t xml:space="preserve">〔※ Word版の生成: </w:t>
-      </w:r>
-      <w:r>
-        <w:rPr>
-          <w:rFonts w:ascii="Consolas" w:eastAsia="Yu Gothic" w:hAnsi="Consolas"/>
-          <w:color w:val="4A4A4A"/>
-          <w:sz w:val="15"/>
-          <w:szCs w:val="15"/>
-        </w:rPr>
-        <w:t xml:space="preserve">docs/legal/word/</w:t>
-      </w:r>
-      <w:r>
-        <w:rPr>
-          <w:rFonts w:ascii="Yu Gothic" w:eastAsia="Yu Gothic" w:hAnsi="Yu Gothic"/>
-          <w:color w:val="4A4A4A"/>
-          <w:sz w:val="17"/>
-          <w:szCs w:val="17"/>
-        </w:rPr>
-        <w:t xml:space="preserve">。</w:t>
-      </w:r>
-      <w:r>
-        <w:rPr>
-          <w:rFonts w:ascii="Yu Gothic" w:eastAsia="Yu Gothic" w:hAnsi="Yu Gothic"/>
-          <w:b/>
-          <w:bCs/>
-          <w:color w:val="4A4A4A"/>
-          <w:sz w:val="17"/>
-          <w:szCs w:val="17"/>
-        </w:rPr>
-        <w:t xml:space="preserve">`--fill-business` を必ず付けること</w:t>
-      </w:r>
-      <w:r>
-        <w:rPr>
-          <w:rFonts w:ascii="Yu Gothic" w:eastAsia="Yu Gothic" w:hAnsi="Yu Gothic"/>
-          <w:color w:val="4A4A4A"/>
-          <w:sz w:val="17"/>
-          <w:szCs w:val="17"/>
-        </w:rPr>
-        <w:t xml:space="preserve">。付け忘れると事業者情報が【公開前に記入】のまま出ます。手順は</w:t>
-      </w:r>
-      <w:r>
-        <w:rPr>
-          <w:rFonts w:ascii="Consolas" w:eastAsia="Yu Gothic" w:hAnsi="Consolas"/>
-          <w:color w:val="4A4A4A"/>
-          <w:sz w:val="15"/>
-          <w:szCs w:val="15"/>
-        </w:rPr>
-        <w:t xml:space="preserve">tools/md-to-docx.cjs</w:t>
-      </w:r>
-      <w:r>
-        <w:rPr>
-          <w:rFonts w:ascii="Yu Gothic" w:eastAsia="Yu Gothic" w:hAnsi="Yu Gothic"/>
-          <w:color w:val="4A4A4A"/>
-          <w:sz w:val="17"/>
-          <w:szCs w:val="17"/>
-        </w:rPr>
-        <w:t xml:space="preserve"> の冒頭。</w:t>
-      </w:r>
-      <w:r>
-        <w:rPr>
-          <w:rFonts w:ascii="Yu Gothic" w:eastAsia="Yu Gothic" w:hAnsi="Yu Gothic"/>
-          <w:b/>
-          <w:bCs/>
-          <w:color w:val="4A4A4A"/>
-          <w:sz w:val="17"/>
-          <w:szCs w:val="17"/>
-        </w:rPr>
-        <w:t xml:space="preserve">別紙4だけは原本が `src/content/legalDocs.ts`の中にあり、Word版がありません。</w:t>
-      </w:r>
-      <w:r>
-        <w:rPr>
-          <w:rFonts w:ascii="Yu Gothic" w:eastAsia="Yu Gothic" w:hAnsi="Yu Gothic"/>
-          <w:color w:val="4A4A4A"/>
-          <w:sz w:val="17"/>
-          <w:szCs w:val="17"/>
-        </w:rPr>
-        <w:t xml:space="preserve">送付前に切り出すか、画面の写しを添えてください。〕</w:t>
       </w:r>
     </w:p>
     <w:sectPr>
